--- a/docs/questions/qs-introtologicmaths.docx
+++ b/docs/questions/qs-introtologicmaths.docx
@@ -52,7 +52,7 @@
         </w:rPr>
         <w:t xml:space="preserve"> </w:t>
       </w:r>
-      <w:hyperlink r:id="rId20">
+      <w:hyperlink r:id="rId9">
         <w:r>
           <w:rPr>
             <w:rStyle w:val="Hyperlink"/>
@@ -70,7 +70,7 @@
         <w:t xml:space="preserve">.</w:t>
       </w:r>
     </w:p>
-    <w:bookmarkStart w:id="21" w:name="q1-propositions"/>
+    <w:bookmarkStart w:id="10" w:name="q1-propositions"/>
     <w:p>
       <w:pPr>
         <w:pStyle w:val="Heading2"/>
@@ -385,8 +385,8 @@
         <w:t xml:space="preserve">”</w:t>
       </w:r>
     </w:p>
-    <w:bookmarkEnd w:id="21"/>
-    <w:bookmarkStart w:id="22" w:name="q2-connectives"/>
+    <w:bookmarkEnd w:id="10"/>
+    <w:bookmarkStart w:id="11" w:name="q2-connectives"/>
     <w:p>
       <w:pPr>
         <w:pStyle w:val="Heading2"/>
@@ -668,8 +668,8 @@
         <w:t xml:space="preserve">are even.”</w:t>
       </w:r>
     </w:p>
-    <w:bookmarkEnd w:id="22"/>
-    <w:bookmarkStart w:id="23" w:name="q3-truth-tables"/>
+    <w:bookmarkEnd w:id="11"/>
+    <w:bookmarkStart w:id="12" w:name="q3-truth-tables"/>
     <w:p>
       <w:pPr>
         <w:pStyle w:val="Heading2"/>
@@ -756,28 +756,30 @@
         <w:t xml:space="preserve"> </w:t>
       </w:r>
       <m:oMath>
-        <m:d>
-          <m:dPr>
-            <m:begChr m:val="("/>
-            <m:sepChr m:val=""/>
-            <m:endChr m:val=")"/>
-            <m:grow/>
-          </m:dPr>
-          <m:e>
-            <m:r>
-              <m:t>P</m:t>
-            </m:r>
-            <m:r>
-              <m:rPr>
-                <m:sty m:val="p"/>
-              </m:rPr>
-              <m:t>∨</m:t>
-            </m:r>
-            <m:r>
-              <m:t>Q</m:t>
-            </m:r>
-          </m:e>
-        </m:d>
+        <m:r>
+          <m:rPr>
+            <m:sty m:val="p"/>
+          </m:rPr>
+          <m:t>(</m:t>
+        </m:r>
+        <m:r>
+          <m:t>P</m:t>
+        </m:r>
+        <m:r>
+          <m:rPr>
+            <m:sty m:val="p"/>
+          </m:rPr>
+          <m:t>∨</m:t>
+        </m:r>
+        <m:r>
+          <m:t>Q</m:t>
+        </m:r>
+        <m:r>
+          <m:rPr>
+            <m:sty m:val="p"/>
+          </m:rPr>
+          <m:t>)</m:t>
+        </m:r>
         <m:r>
           <m:rPr>
             <m:sty m:val="p"/>
@@ -816,28 +818,30 @@
           </m:rPr>
           <m:t>¬</m:t>
         </m:r>
-        <m:d>
-          <m:dPr>
-            <m:begChr m:val="("/>
-            <m:sepChr m:val=""/>
-            <m:endChr m:val=")"/>
-            <m:grow/>
-          </m:dPr>
-          <m:e>
-            <m:r>
-              <m:t>P</m:t>
-            </m:r>
-            <m:r>
-              <m:rPr>
-                <m:sty m:val="p"/>
-              </m:rPr>
-              <m:t>↔</m:t>
-            </m:r>
-            <m:r>
-              <m:t>Q</m:t>
-            </m:r>
-          </m:e>
-        </m:d>
+        <m:r>
+          <m:rPr>
+            <m:sty m:val="p"/>
+          </m:rPr>
+          <m:t>(</m:t>
+        </m:r>
+        <m:r>
+          <m:t>P</m:t>
+        </m:r>
+        <m:r>
+          <m:rPr>
+            <m:sty m:val="p"/>
+          </m:rPr>
+          <m:t>↔</m:t>
+        </m:r>
+        <m:r>
+          <m:t>Q</m:t>
+        </m:r>
+        <m:r>
+          <m:rPr>
+            <m:sty m:val="p"/>
+          </m:rPr>
+          <m:t>)</m:t>
+        </m:r>
       </m:oMath>
     </w:p>
     <w:p>
@@ -861,28 +865,30 @@
           </m:rPr>
           <m:t>¬</m:t>
         </m:r>
-        <m:d>
-          <m:dPr>
-            <m:begChr m:val="("/>
-            <m:sepChr m:val=""/>
-            <m:endChr m:val=")"/>
-            <m:grow/>
-          </m:dPr>
-          <m:e>
-            <m:r>
-              <m:t>P</m:t>
-            </m:r>
-            <m:r>
-              <m:rPr>
-                <m:sty m:val="p"/>
-              </m:rPr>
-              <m:t>∧</m:t>
-            </m:r>
-            <m:r>
-              <m:t>Q</m:t>
-            </m:r>
-          </m:e>
-        </m:d>
+        <m:r>
+          <m:rPr>
+            <m:sty m:val="p"/>
+          </m:rPr>
+          <m:t>(</m:t>
+        </m:r>
+        <m:r>
+          <m:t>P</m:t>
+        </m:r>
+        <m:r>
+          <m:rPr>
+            <m:sty m:val="p"/>
+          </m:rPr>
+          <m:t>∧</m:t>
+        </m:r>
+        <m:r>
+          <m:t>Q</m:t>
+        </m:r>
+        <m:r>
+          <m:rPr>
+            <m:sty m:val="p"/>
+          </m:rPr>
+          <m:t>)</m:t>
+        </m:r>
       </m:oMath>
     </w:p>
     <w:p>
@@ -900,28 +906,30 @@
         <w:t xml:space="preserve"> </w:t>
       </w:r>
       <m:oMath>
-        <m:d>
-          <m:dPr>
-            <m:begChr m:val="("/>
-            <m:sepChr m:val=""/>
-            <m:endChr m:val=")"/>
-            <m:grow/>
-          </m:dPr>
-          <m:e>
-            <m:r>
-              <m:t>P</m:t>
-            </m:r>
-            <m:r>
-              <m:rPr>
-                <m:sty m:val="p"/>
-              </m:rPr>
-              <m:t>→</m:t>
-            </m:r>
-            <m:r>
-              <m:t>Q</m:t>
-            </m:r>
-          </m:e>
-        </m:d>
+        <m:r>
+          <m:rPr>
+            <m:sty m:val="p"/>
+          </m:rPr>
+          <m:t>(</m:t>
+        </m:r>
+        <m:r>
+          <m:t>P</m:t>
+        </m:r>
+        <m:r>
+          <m:rPr>
+            <m:sty m:val="p"/>
+          </m:rPr>
+          <m:t>→</m:t>
+        </m:r>
+        <m:r>
+          <m:t>Q</m:t>
+        </m:r>
+        <m:r>
+          <m:rPr>
+            <m:sty m:val="p"/>
+          </m:rPr>
+          <m:t>)</m:t>
+        </m:r>
         <m:r>
           <m:rPr>
             <m:sty m:val="p"/>
@@ -954,47 +962,51 @@
           </m:rPr>
           <m:t>¬</m:t>
         </m:r>
-        <m:d>
-          <m:dPr>
-            <m:begChr m:val="("/>
-            <m:sepChr m:val=""/>
-            <m:endChr m:val=")"/>
-            <m:grow/>
-          </m:dPr>
-          <m:e>
-            <m:r>
-              <m:t>P</m:t>
-            </m:r>
-            <m:r>
-              <m:rPr>
-                <m:sty m:val="p"/>
-              </m:rPr>
-              <m:t>∨</m:t>
-            </m:r>
-            <m:d>
-              <m:dPr>
-                <m:begChr m:val="("/>
-                <m:sepChr m:val=""/>
-                <m:endChr m:val=")"/>
-                <m:grow/>
-              </m:dPr>
-              <m:e>
-                <m:r>
-                  <m:t>Q</m:t>
-                </m:r>
-                <m:r>
-                  <m:rPr>
-                    <m:sty m:val="p"/>
-                  </m:rPr>
-                  <m:t>∨</m:t>
-                </m:r>
-                <m:r>
-                  <m:t>R</m:t>
-                </m:r>
-              </m:e>
-            </m:d>
-          </m:e>
-        </m:d>
+        <m:r>
+          <m:rPr>
+            <m:sty m:val="p"/>
+          </m:rPr>
+          <m:t>(</m:t>
+        </m:r>
+        <m:r>
+          <m:t>P</m:t>
+        </m:r>
+        <m:r>
+          <m:rPr>
+            <m:sty m:val="p"/>
+          </m:rPr>
+          <m:t>∨</m:t>
+        </m:r>
+        <m:r>
+          <m:rPr>
+            <m:sty m:val="p"/>
+          </m:rPr>
+          <m:t>(</m:t>
+        </m:r>
+        <m:r>
+          <m:t>Q</m:t>
+        </m:r>
+        <m:r>
+          <m:rPr>
+            <m:sty m:val="p"/>
+          </m:rPr>
+          <m:t>∨</m:t>
+        </m:r>
+        <m:r>
+          <m:t>R</m:t>
+        </m:r>
+        <m:r>
+          <m:rPr>
+            <m:sty m:val="p"/>
+          </m:rPr>
+          <m:t>)</m:t>
+        </m:r>
+        <m:r>
+          <m:rPr>
+            <m:sty m:val="p"/>
+          </m:rPr>
+          <m:t>)</m:t>
+        </m:r>
       </m:oMath>
     </w:p>
     <w:p>
@@ -1012,57 +1024,61 @@
         <w:t xml:space="preserve"> </w:t>
       </w:r>
       <m:oMath>
-        <m:d>
-          <m:dPr>
-            <m:begChr m:val="("/>
-            <m:sepChr m:val=""/>
-            <m:endChr m:val=")"/>
-            <m:grow/>
-          </m:dPr>
-          <m:e>
-            <m:r>
-              <m:t>P</m:t>
-            </m:r>
-            <m:r>
-              <m:rPr>
-                <m:sty m:val="p"/>
-              </m:rPr>
-              <m:t>↔</m:t>
-            </m:r>
-            <m:r>
-              <m:t>Q</m:t>
-            </m:r>
-          </m:e>
-        </m:d>
+        <m:r>
+          <m:rPr>
+            <m:sty m:val="p"/>
+          </m:rPr>
+          <m:t>(</m:t>
+        </m:r>
+        <m:r>
+          <m:t>P</m:t>
+        </m:r>
+        <m:r>
+          <m:rPr>
+            <m:sty m:val="p"/>
+          </m:rPr>
+          <m:t>↔</m:t>
+        </m:r>
+        <m:r>
+          <m:t>Q</m:t>
+        </m:r>
+        <m:r>
+          <m:rPr>
+            <m:sty m:val="p"/>
+          </m:rPr>
+          <m:t>)</m:t>
+        </m:r>
         <m:r>
           <m:rPr>
             <m:sty m:val="p"/>
           </m:rPr>
           <m:t>∨</m:t>
         </m:r>
-        <m:d>
-          <m:dPr>
-            <m:begChr m:val="("/>
-            <m:sepChr m:val=""/>
-            <m:endChr m:val=")"/>
-            <m:grow/>
-          </m:dPr>
-          <m:e>
-            <m:r>
-              <m:rPr>
-                <m:sty m:val="p"/>
-              </m:rPr>
-              <m:t>¬</m:t>
-            </m:r>
-            <m:r>
-              <m:t>R</m:t>
-            </m:r>
-          </m:e>
-        </m:d>
+        <m:r>
+          <m:rPr>
+            <m:sty m:val="p"/>
+          </m:rPr>
+          <m:t>(</m:t>
+        </m:r>
+        <m:r>
+          <m:rPr>
+            <m:sty m:val="p"/>
+          </m:rPr>
+          <m:t>¬</m:t>
+        </m:r>
+        <m:r>
+          <m:t>R</m:t>
+        </m:r>
+        <m:r>
+          <m:rPr>
+            <m:sty m:val="p"/>
+          </m:rPr>
+          <m:t>)</m:t>
+        </m:r>
       </m:oMath>
     </w:p>
-    <w:bookmarkEnd w:id="23"/>
-    <w:bookmarkStart w:id="25" w:name="q4-equivalence"/>
+    <w:bookmarkEnd w:id="12"/>
+    <w:bookmarkStart w:id="14" w:name="q4-equivalence"/>
     <w:p>
       <w:pPr>
         <w:pStyle w:val="Heading2"/>
@@ -1100,28 +1116,30 @@
           </m:rPr>
           <m:t>¬</m:t>
         </m:r>
-        <m:d>
-          <m:dPr>
-            <m:begChr m:val="("/>
-            <m:sepChr m:val=""/>
-            <m:endChr m:val=")"/>
-            <m:grow/>
-          </m:dPr>
-          <m:e>
-            <m:r>
-              <m:t>P</m:t>
-            </m:r>
-            <m:r>
-              <m:rPr>
-                <m:sty m:val="p"/>
-              </m:rPr>
-              <m:t>∧</m:t>
-            </m:r>
-            <m:r>
-              <m:t>Q</m:t>
-            </m:r>
-          </m:e>
-        </m:d>
+        <m:r>
+          <m:rPr>
+            <m:sty m:val="p"/>
+          </m:rPr>
+          <m:t>(</m:t>
+        </m:r>
+        <m:r>
+          <m:t>P</m:t>
+        </m:r>
+        <m:r>
+          <m:rPr>
+            <m:sty m:val="p"/>
+          </m:rPr>
+          <m:t>∧</m:t>
+        </m:r>
+        <m:r>
+          <m:t>Q</m:t>
+        </m:r>
+        <m:r>
+          <m:rPr>
+            <m:sty m:val="p"/>
+          </m:rPr>
+          <m:t>)</m:t>
+        </m:r>
       </m:oMath>
       <w:r>
         <w:t xml:space="preserve"> </w:t>
@@ -1133,50 +1151,54 @@
         <w:t xml:space="preserve"> </w:t>
       </w:r>
       <m:oMath>
-        <m:d>
-          <m:dPr>
-            <m:begChr m:val="("/>
-            <m:sepChr m:val=""/>
-            <m:endChr m:val=")"/>
-            <m:grow/>
-          </m:dPr>
-          <m:e>
-            <m:r>
-              <m:rPr>
-                <m:sty m:val="p"/>
-              </m:rPr>
-              <m:t>¬</m:t>
-            </m:r>
-            <m:r>
-              <m:t>P</m:t>
-            </m:r>
-          </m:e>
-        </m:d>
+        <m:r>
+          <m:rPr>
+            <m:sty m:val="p"/>
+          </m:rPr>
+          <m:t>(</m:t>
+        </m:r>
+        <m:r>
+          <m:rPr>
+            <m:sty m:val="p"/>
+          </m:rPr>
+          <m:t>¬</m:t>
+        </m:r>
+        <m:r>
+          <m:t>P</m:t>
+        </m:r>
+        <m:r>
+          <m:rPr>
+            <m:sty m:val="p"/>
+          </m:rPr>
+          <m:t>)</m:t>
+        </m:r>
         <m:r>
           <m:rPr>
             <m:sty m:val="p"/>
           </m:rPr>
           <m:t>∨</m:t>
         </m:r>
-        <m:d>
-          <m:dPr>
-            <m:begChr m:val="("/>
-            <m:sepChr m:val=""/>
-            <m:endChr m:val=")"/>
-            <m:grow/>
-          </m:dPr>
-          <m:e>
-            <m:r>
-              <m:rPr>
-                <m:sty m:val="p"/>
-              </m:rPr>
-              <m:t>¬</m:t>
-            </m:r>
-            <m:r>
-              <m:t>Q</m:t>
-            </m:r>
-          </m:e>
-        </m:d>
+        <m:r>
+          <m:rPr>
+            <m:sty m:val="p"/>
+          </m:rPr>
+          <m:t>(</m:t>
+        </m:r>
+        <m:r>
+          <m:rPr>
+            <m:sty m:val="p"/>
+          </m:rPr>
+          <m:t>¬</m:t>
+        </m:r>
+        <m:r>
+          <m:t>Q</m:t>
+        </m:r>
+        <m:r>
+          <m:rPr>
+            <m:sty m:val="p"/>
+          </m:rPr>
+          <m:t>)</m:t>
+        </m:r>
       </m:oMath>
     </w:p>
     <w:p>
@@ -1269,25 +1291,27 @@
         <w:t xml:space="preserve"> </w:t>
       </w:r>
       <m:oMath>
-        <m:d>
-          <m:dPr>
-            <m:begChr m:val="("/>
-            <m:sepChr m:val=""/>
-            <m:endChr m:val=")"/>
-            <m:grow/>
-          </m:dPr>
-          <m:e>
-            <m:r>
-              <m:rPr>
-                <m:sty m:val="p"/>
-              </m:rPr>
-              <m:t>¬</m:t>
-            </m:r>
-            <m:r>
-              <m:t>P</m:t>
-            </m:r>
-          </m:e>
-        </m:d>
+        <m:r>
+          <m:rPr>
+            <m:sty m:val="p"/>
+          </m:rPr>
+          <m:t>(</m:t>
+        </m:r>
+        <m:r>
+          <m:rPr>
+            <m:sty m:val="p"/>
+          </m:rPr>
+          <m:t>¬</m:t>
+        </m:r>
+        <m:r>
+          <m:t>P</m:t>
+        </m:r>
+        <m:r>
+          <m:rPr>
+            <m:sty m:val="p"/>
+          </m:rPr>
+          <m:t>)</m:t>
+        </m:r>
         <m:r>
           <m:rPr>
             <m:sty m:val="p"/>
@@ -1343,28 +1367,30 @@
           </m:rPr>
           <m:t>¬</m:t>
         </m:r>
-        <m:d>
-          <m:dPr>
-            <m:begChr m:val="("/>
-            <m:sepChr m:val=""/>
-            <m:endChr m:val=")"/>
-            <m:grow/>
-          </m:dPr>
-          <m:e>
-            <m:r>
-              <m:t>P</m:t>
-            </m:r>
-            <m:r>
-              <m:rPr>
-                <m:sty m:val="p"/>
-              </m:rPr>
-              <m:t>∨</m:t>
-            </m:r>
-            <m:r>
-              <m:t>Q</m:t>
-            </m:r>
-          </m:e>
-        </m:d>
+        <m:r>
+          <m:rPr>
+            <m:sty m:val="p"/>
+          </m:rPr>
+          <m:t>(</m:t>
+        </m:r>
+        <m:r>
+          <m:t>P</m:t>
+        </m:r>
+        <m:r>
+          <m:rPr>
+            <m:sty m:val="p"/>
+          </m:rPr>
+          <m:t>∨</m:t>
+        </m:r>
+        <m:r>
+          <m:t>Q</m:t>
+        </m:r>
+        <m:r>
+          <m:rPr>
+            <m:sty m:val="p"/>
+          </m:rPr>
+          <m:t>)</m:t>
+        </m:r>
       </m:oMath>
     </w:p>
     <w:p>
@@ -1378,7 +1404,7 @@
       <w:pPr>
         <w:pStyle w:val="FirstParagraph"/>
       </w:pPr>
-      <w:hyperlink r:id="rId24">
+      <w:hyperlink r:id="rId13">
         <w:r>
           <w:rPr>
             <w:rStyle w:val="Hyperlink"/>
@@ -1394,8 +1420,8 @@
         </w:pict>
       </w:r>
     </w:p>
-    <w:bookmarkEnd w:id="25"/>
-    <w:bookmarkStart w:id="27" w:name="version-history-and-licensing"/>
+    <w:bookmarkEnd w:id="14"/>
+    <w:bookmarkStart w:id="16" w:name="version-history-and-licensing"/>
     <w:p>
       <w:pPr>
         <w:pStyle w:val="Heading2"/>
@@ -1416,7 +1442,7 @@
       <w:pPr>
         <w:pStyle w:val="BodyText"/>
       </w:pPr>
-      <w:hyperlink r:id="rId26">
+      <w:hyperlink r:id="rId15">
         <w:r>
           <w:rPr>
             <w:rStyle w:val="Hyperlink"/>
@@ -1425,7 +1451,7 @@
         </w:r>
       </w:hyperlink>
     </w:p>
-    <w:bookmarkEnd w:id="27"/>
+    <w:bookmarkEnd w:id="16"/>
     <w:sectPr>
       <w:pgSz w:h="15840" w:w="12240"/>
       <w:pgMar w:bottom="1440" w:footer="720" w:gutter="0" w:header="720" w:left="1440" w:right="1440" w:top="1440"/>
